--- a/docs/Bibliografia.docx
+++ b/docs/Bibliografia.docx
@@ -52,15 +52,6 @@
       <w:pPr>
         <w:spacing w:line="276" w:lineRule="auto"/>
         <w:rPr>
-          <w:sz w:val="22"/>
-          <w:szCs w:val="22"/>
-        </w:rPr>
-      </w:pPr>
-    </w:p>
-    <w:p>
-      <w:pPr>
-        <w:spacing w:line="276" w:lineRule="auto"/>
-        <w:rPr>
           <w:b/>
           <w:bCs/>
           <w:sz w:val="22"/>
@@ -107,15 +98,6 @@
       <w:pPr>
         <w:spacing w:line="276" w:lineRule="auto"/>
         <w:rPr>
-          <w:sz w:val="22"/>
-          <w:szCs w:val="22"/>
-        </w:rPr>
-      </w:pPr>
-    </w:p>
-    <w:p>
-      <w:pPr>
-        <w:spacing w:line="276" w:lineRule="auto"/>
-        <w:rPr>
           <w:b/>
           <w:bCs/>
           <w:sz w:val="22"/>
@@ -182,15 +164,6 @@
       <w:pPr>
         <w:spacing w:line="276" w:lineRule="auto"/>
         <w:rPr>
-          <w:sz w:val="22"/>
-          <w:szCs w:val="22"/>
-        </w:rPr>
-      </w:pPr>
-    </w:p>
-    <w:p>
-      <w:pPr>
-        <w:spacing w:line="276" w:lineRule="auto"/>
-        <w:rPr>
           <w:b/>
           <w:bCs/>
           <w:sz w:val="22"/>
@@ -323,64 +296,21 @@
         </w:rPr>
         <w:t xml:space="preserve"> </w:t>
       </w:r>
-    </w:p>
-    <w:p>
-      <w:pPr>
-        <w:spacing w:line="276" w:lineRule="auto"/>
-        <w:rPr>
-          <w:sz w:val="22"/>
-          <w:szCs w:val="22"/>
-        </w:rPr>
-      </w:pPr>
-    </w:p>
-    <w:p>
-      <w:pPr>
-        <w:spacing w:line="276" w:lineRule="auto"/>
-        <w:rPr>
-          <w:sz w:val="22"/>
-          <w:szCs w:val="22"/>
-        </w:rPr>
-      </w:pPr>
-      <w:r>
-        <w:rPr>
-          <w:sz w:val="22"/>
-          <w:szCs w:val="22"/>
-        </w:rPr>
-        <w:t>Links de compra, pantallas par</w:t>
-      </w:r>
-      <w:r>
-        <w:rPr>
-          <w:sz w:val="22"/>
-          <w:szCs w:val="22"/>
-        </w:rPr>
-        <w:t xml:space="preserve">a </w:t>
-      </w:r>
-      <w:r>
-        <w:rPr>
-          <w:sz w:val="22"/>
-          <w:szCs w:val="22"/>
-        </w:rPr>
-        <w:t>esp32</w:t>
-      </w:r>
-    </w:p>
-    <w:p>
-      <w:pPr>
-        <w:spacing w:line="276" w:lineRule="auto"/>
-        <w:rPr>
-          <w:b/>
-          <w:bCs/>
-          <w:sz w:val="22"/>
-          <w:szCs w:val="22"/>
-        </w:rPr>
-      </w:pPr>
-      <w:r>
-        <w:rPr>
-          <w:b/>
-          <w:bCs/>
-          <w:sz w:val="22"/>
-          <w:szCs w:val="22"/>
-        </w:rPr>
-        <w:t>Pantalla Redonda TFT IPS de 1.28" para Arduino</w:t>
+      <w:r>
+        <w:rPr>
+          <w:sz w:val="22"/>
+          <w:szCs w:val="22"/>
+        </w:rPr>
+        <w:br/>
+      </w:r>
+      <w:r>
+        <w:rPr>
+          <w:b/>
+          <w:bCs/>
+          <w:sz w:val="22"/>
+          <w:szCs w:val="22"/>
+        </w:rPr>
+        <w:t>Encontré la MEJOR pantalla GC9A01 para mi proyecto de reloj inteligente Arduino</w:t>
       </w:r>
     </w:p>
     <w:p>
@@ -398,23 +328,101 @@
             <w:sz w:val="22"/>
             <w:szCs w:val="22"/>
           </w:rPr>
-          <w:t>https://www.mercadolibre.com.ar/pantalla-redonda-tft-ips-de-128-para-arduino/p/MLA57346102?pdp_filters=item_id%3AMLA2384718800#polycard_client=search</w:t>
+          <w:t>https://www.youtube.com/watch?v=fVSIpsuMwEQ</w:t>
         </w:r>
+      </w:hyperlink>
+      <w:r>
+        <w:rPr>
+          <w:sz w:val="22"/>
+          <w:szCs w:val="22"/>
+        </w:rPr>
+        <w:t xml:space="preserve"> </w:t>
+      </w:r>
+    </w:p>
+    <w:p>
+      <w:pPr>
+        <w:spacing w:line="276" w:lineRule="auto"/>
+        <w:rPr>
+          <w:sz w:val="22"/>
+          <w:szCs w:val="22"/>
+        </w:rPr>
+      </w:pPr>
+    </w:p>
+    <w:p>
+      <w:pPr>
+        <w:spacing w:line="276" w:lineRule="auto"/>
+        <w:rPr>
+          <w:sz w:val="22"/>
+          <w:szCs w:val="22"/>
+        </w:rPr>
+      </w:pPr>
+    </w:p>
+    <w:p>
+      <w:pPr>
+        <w:spacing w:line="276" w:lineRule="auto"/>
+        <w:rPr>
+          <w:sz w:val="22"/>
+          <w:szCs w:val="22"/>
+        </w:rPr>
+      </w:pPr>
+      <w:r>
+        <w:rPr>
+          <w:sz w:val="22"/>
+          <w:szCs w:val="22"/>
+        </w:rPr>
+        <w:t>Links de compra, pantallas par</w:t>
+      </w:r>
+      <w:r>
+        <w:rPr>
+          <w:sz w:val="22"/>
+          <w:szCs w:val="22"/>
+        </w:rPr>
+        <w:t xml:space="preserve">a </w:t>
+      </w:r>
+      <w:r>
+        <w:rPr>
+          <w:sz w:val="22"/>
+          <w:szCs w:val="22"/>
+        </w:rPr>
+        <w:t>esp32</w:t>
+      </w:r>
+    </w:p>
+    <w:p>
+      <w:pPr>
+        <w:spacing w:line="276" w:lineRule="auto"/>
+        <w:rPr>
+          <w:b/>
+          <w:bCs/>
+          <w:sz w:val="22"/>
+          <w:szCs w:val="22"/>
+        </w:rPr>
+      </w:pPr>
+      <w:r>
+        <w:rPr>
+          <w:b/>
+          <w:bCs/>
+          <w:sz w:val="22"/>
+          <w:szCs w:val="22"/>
+        </w:rPr>
+        <w:t>Pantalla Redonda TFT IPS de 1.28" para Arduino</w:t>
+      </w:r>
+    </w:p>
+    <w:p>
+      <w:pPr>
+        <w:spacing w:line="276" w:lineRule="auto"/>
+        <w:rPr>
+          <w:sz w:val="22"/>
+          <w:szCs w:val="22"/>
+        </w:rPr>
+      </w:pPr>
+      <w:hyperlink r:id="rId10" w:anchor="polycard_client=search-desktop&amp;be_origin=searchv2&amp;overlay_label=not_apply&amp;search_layout=grid&amp;position=1&amp;type=product&amp;tracking_id=99ad3810-ab76-4b16-8205-8c063afd1caa&amp;wid=MLA2384718800&amp;sid=search" w:history="1">
         <w:r>
           <w:rPr>
             <w:rStyle w:val="Hipervnculo"/>
             <w:sz w:val="22"/>
             <w:szCs w:val="22"/>
           </w:rPr>
-          <w:t>-</w:t>
-        </w:r>
-        <w:r>
-          <w:rPr>
-            <w:rStyle w:val="Hipervnculo"/>
-            <w:sz w:val="22"/>
-            <w:szCs w:val="22"/>
-          </w:rPr>
-          <w:t>desktop&amp;be_origin=searchv2&amp;overlay_label=not_apply&amp;search_layout=grid&amp;position=1&amp;type=product&amp;tracking_id=99ad3810-ab76-4b16-8205-8c063afd1caa&amp;wid=MLA2384718800&amp;sid=search</w:t>
+          <w:t>https://www.mercadolibre.com.ar/pantalla-redonda-tft-ips-de-128-para-arduino/p/MLA57346102?pdp_filters=item_id%3AMLA2384718800#polycard_client=search-desktop&amp;be_origin=searchv2&amp;overlay_label=not_apply&amp;search_layout=grid&amp;position=1&amp;type=product&amp;tracking_id=99ad3810-ab76-4b16-8205-8c063afd1caa&amp;wid=MLA2384718800&amp;sid=search</w:t>
         </w:r>
       </w:hyperlink>
       <w:r>
@@ -522,27 +530,18 @@
           <w:sz w:val="22"/>
           <w:szCs w:val="22"/>
         </w:rPr>
-        <w:t xml:space="preserve"> De Carga</w:t>
-      </w:r>
-      <w:r>
-        <w:rPr>
-          <w:b/>
-          <w:bCs/>
-          <w:sz w:val="22"/>
-          <w:szCs w:val="22"/>
-        </w:rPr>
-        <w:t xml:space="preserve"> </w:t>
-      </w:r>
-    </w:p>
-    <w:p>
-      <w:pPr>
-        <w:spacing w:line="276" w:lineRule="auto"/>
-        <w:rPr>
-          <w:sz w:val="22"/>
-          <w:szCs w:val="22"/>
-        </w:rPr>
-      </w:pPr>
-      <w:hyperlink r:id="rId10" w:history="1">
+        <w:t xml:space="preserve"> De Carga </w:t>
+      </w:r>
+    </w:p>
+    <w:p>
+      <w:pPr>
+        <w:spacing w:line="276" w:lineRule="auto"/>
+        <w:rPr>
+          <w:sz w:val="22"/>
+          <w:szCs w:val="22"/>
+        </w:rPr>
+      </w:pPr>
+      <w:hyperlink r:id="rId11" w:anchor="polycard_client=search-desktop&amp;float_highlight=last_units&amp;be_origin=searchv2&amp;overlay_label=not_apply&amp;search_layout=grid&amp;position=31&amp;type=product&amp;tracking_id=6ebbc220-d2dd-410c-9154-f10057eb49e2&amp;wid=MLA3178650964&amp;sid=search" w:history="1">
         <w:r>
           <w:rPr>
             <w:rStyle w:val="Hipervnculo"/>
@@ -697,7 +696,7 @@
           <w:szCs w:val="22"/>
         </w:rPr>
       </w:pPr>
-      <w:hyperlink r:id="rId11" w:history="1">
+      <w:hyperlink r:id="rId12" w:anchor="polycard_client=search-desktop&amp;be_origin=searchv2&amp;overlay_label=not_apply&amp;search_layout=grid&amp;position=30&amp;type=product&amp;tracking_id=6ebbc220-d2dd-410c-9154-f10057eb49e2&amp;wid=MLA3458539792&amp;sid=search" w:history="1">
         <w:r>
           <w:rPr>
             <w:rStyle w:val="Hipervnculo"/>

--- a/docs/Bibliografia.docx
+++ b/docs/Bibliografia.docx
@@ -2,6 +2,28 @@
 <file path=word/document.xml><?xml version="1.0" encoding="utf-8"?>
 <w:document xmlns:wpc="http://schemas.microsoft.com/office/word/2010/wordprocessingCanvas" xmlns:cx="http://schemas.microsoft.com/office/drawing/2014/chartex" xmlns:cx1="http://schemas.microsoft.com/office/drawing/2015/9/8/chartex" xmlns:cx2="http://schemas.microsoft.com/office/drawing/2015/10/21/chartex" xmlns:cx3="http://schemas.microsoft.com/office/drawing/2016/5/9/chartex" xmlns:cx4="http://schemas.microsoft.com/office/drawing/2016/5/10/chartex" xmlns:cx5="http://schemas.microsoft.com/office/drawing/2016/5/11/chartex" xmlns:cx6="http://schemas.microsoft.com/office/drawing/2016/5/12/chartex" xmlns:cx7="http://schemas.microsoft.com/office/drawing/2016/5/13/chartex" xmlns:cx8="http://schemas.microsoft.com/office/drawing/2016/5/14/chartex" xmlns:mc="http://schemas.openxmlformats.org/markup-compatibility/2006" xmlns:aink="http://schemas.microsoft.com/office/drawing/2016/ink" xmlns:am3d="http://schemas.microsoft.com/office/drawing/2017/model3d" xmlns:o="urn:schemas-microsoft-com:office:office" xmlns:oel="http://schemas.microsoft.com/office/2019/extlst" xmlns:r="http://schemas.openxmlformats.org/officeDocument/2006/relationships" xmlns:m="http://schemas.openxmlformats.org/officeDocument/2006/math" xmlns:v="urn:schemas-microsoft-com:vml" xmlns:wp14="http://schemas.microsoft.com/office/word/2010/wordprocessingDrawing" xmlns:wp="http://schemas.openxmlformats.org/drawingml/2006/wordprocessingDrawing" xmlns:w10="urn:schemas-microsoft-com:office:word" xmlns:w="http://schemas.openxmlformats.org/wordprocessingml/2006/main" xmlns:w14="http://schemas.microsoft.com/office/word/2010/wordml" xmlns:w15="http://schemas.microsoft.com/office/word/2012/wordml" xmlns:w16cex="http://schemas.microsoft.com/office/word/2018/wordml/cex" xmlns:w16cid="http://schemas.microsoft.com/office/word/2016/wordml/cid" xmlns:w16="http://schemas.microsoft.com/office/word/2018/wordml" xmlns:w16sdtdh="http://schemas.microsoft.com/office/word/2020/wordml/sdtdatahash" xmlns:w16se="http://schemas.microsoft.com/office/word/2015/wordml/symex" xmlns:wpg="http://schemas.microsoft.com/office/word/2010/wordprocessingGroup" xmlns:wpi="http://schemas.microsoft.com/office/word/2010/wordprocessingInk" xmlns:wne="http://schemas.microsoft.com/office/word/2006/wordml" xmlns:wps="http://schemas.microsoft.com/office/word/2010/wordprocessingShape" mc:Ignorable="w14 w15 w16se w16cid w16 w16cex w16sdtdh wp14">
   <w:body>
+    <w:p>
+      <w:pPr>
+        <w:spacing w:line="276" w:lineRule="auto"/>
+        <w:rPr>
+          <w:b/>
+          <w:bCs/>
+          <w:sz w:val="28"/>
+          <w:szCs w:val="28"/>
+          <w:u w:val="single"/>
+        </w:rPr>
+      </w:pPr>
+      <w:r>
+        <w:rPr>
+          <w:b/>
+          <w:bCs/>
+          <w:sz w:val="28"/>
+          <w:szCs w:val="28"/>
+          <w:u w:val="single"/>
+        </w:rPr>
+        <w:t>PROYECTOS DE REFERENCIA</w:t>
+      </w:r>
+    </w:p>
     <w:p>
       <w:pPr>
         <w:spacing w:line="276" w:lineRule="auto"/>
@@ -164,6 +186,37 @@
       <w:pPr>
         <w:spacing w:line="276" w:lineRule="auto"/>
         <w:rPr>
+          <w:sz w:val="22"/>
+          <w:szCs w:val="22"/>
+        </w:rPr>
+      </w:pPr>
+    </w:p>
+    <w:p>
+      <w:pPr>
+        <w:spacing w:line="276" w:lineRule="auto"/>
+        <w:rPr>
+          <w:b/>
+          <w:bCs/>
+          <w:sz w:val="28"/>
+          <w:szCs w:val="28"/>
+          <w:u w:val="single"/>
+        </w:rPr>
+      </w:pPr>
+      <w:r>
+        <w:rPr>
+          <w:b/>
+          <w:bCs/>
+          <w:sz w:val="28"/>
+          <w:szCs w:val="28"/>
+          <w:u w:val="single"/>
+        </w:rPr>
+        <w:t>DOCUMENTACION DE HARDWARE</w:t>
+      </w:r>
+    </w:p>
+    <w:p>
+      <w:pPr>
+        <w:spacing w:line="276" w:lineRule="auto"/>
+        <w:rPr>
           <w:b/>
           <w:bCs/>
           <w:sz w:val="22"/>
@@ -210,10 +263,165 @@
       <w:pPr>
         <w:spacing w:line="276" w:lineRule="auto"/>
         <w:rPr>
-          <w:sz w:val="22"/>
-          <w:szCs w:val="22"/>
-        </w:rPr>
-      </w:pPr>
+          <w:b/>
+          <w:bCs/>
+          <w:sz w:val="22"/>
+          <w:szCs w:val="22"/>
+        </w:rPr>
+      </w:pPr>
+      <w:r>
+        <w:rPr>
+          <w:b/>
+          <w:bCs/>
+          <w:sz w:val="22"/>
+          <w:szCs w:val="22"/>
+        </w:rPr>
+        <w:t>Documentación</w:t>
+      </w:r>
+      <w:r>
+        <w:rPr>
+          <w:b/>
+          <w:bCs/>
+          <w:sz w:val="22"/>
+          <w:szCs w:val="22"/>
+        </w:rPr>
+        <w:t xml:space="preserve"> Oficial ESP32-S3-Touch-LCD-1</w:t>
+      </w:r>
+      <w:r>
+        <w:rPr>
+          <w:b/>
+          <w:bCs/>
+          <w:sz w:val="22"/>
+          <w:szCs w:val="22"/>
+        </w:rPr>
+        <w:t>.</w:t>
+      </w:r>
+      <w:r>
+        <w:rPr>
+          <w:b/>
+          <w:bCs/>
+          <w:sz w:val="22"/>
+          <w:szCs w:val="22"/>
+        </w:rPr>
+        <w:t>47</w:t>
+      </w:r>
+    </w:p>
+    <w:p>
+      <w:pPr>
+        <w:spacing w:line="276" w:lineRule="auto"/>
+        <w:rPr>
+          <w:sz w:val="22"/>
+          <w:szCs w:val="22"/>
+        </w:rPr>
+      </w:pPr>
+      <w:hyperlink r:id="rId8" w:history="1">
+        <w:r>
+          <w:rPr>
+            <w:rStyle w:val="Hipervnculo"/>
+            <w:sz w:val="22"/>
+            <w:szCs w:val="22"/>
+          </w:rPr>
+          <w:t>https://docs.waveshare.com/ESP32-S3-Touch-LCD-1.47</w:t>
+        </w:r>
+      </w:hyperlink>
+      <w:r>
+        <w:rPr>
+          <w:sz w:val="22"/>
+          <w:szCs w:val="22"/>
+        </w:rPr>
+        <w:t xml:space="preserve"> </w:t>
+      </w:r>
+    </w:p>
+    <w:p>
+      <w:pPr>
+        <w:spacing w:line="276" w:lineRule="auto"/>
+        <w:rPr>
+          <w:b/>
+          <w:bCs/>
+          <w:sz w:val="22"/>
+          <w:szCs w:val="22"/>
+        </w:rPr>
+      </w:pPr>
+      <w:r>
+        <w:rPr>
+          <w:b/>
+          <w:bCs/>
+          <w:sz w:val="22"/>
+          <w:szCs w:val="22"/>
+        </w:rPr>
+        <w:t>Documentación Oficial ESP32-S3</w:t>
+      </w:r>
+      <w:r>
+        <w:rPr>
+          <w:b/>
+          <w:bCs/>
+          <w:sz w:val="22"/>
+          <w:szCs w:val="22"/>
+        </w:rPr>
+        <w:t xml:space="preserve"> </w:t>
+      </w:r>
+      <w:r>
+        <w:rPr>
+          <w:b/>
+          <w:bCs/>
+          <w:sz w:val="22"/>
+          <w:szCs w:val="22"/>
+        </w:rPr>
+        <w:t>-LCD-1</w:t>
+      </w:r>
+      <w:r>
+        <w:rPr>
+          <w:b/>
+          <w:bCs/>
+          <w:sz w:val="22"/>
+          <w:szCs w:val="22"/>
+        </w:rPr>
+        <w:t>.</w:t>
+      </w:r>
+      <w:r>
+        <w:rPr>
+          <w:b/>
+          <w:bCs/>
+          <w:sz w:val="22"/>
+          <w:szCs w:val="22"/>
+        </w:rPr>
+        <w:t>47</w:t>
+      </w:r>
+      <w:r>
+        <w:rPr>
+          <w:b/>
+          <w:bCs/>
+          <w:sz w:val="22"/>
+          <w:szCs w:val="22"/>
+        </w:rPr>
+        <w:t>B con IMU integrado</w:t>
+      </w:r>
+    </w:p>
+    <w:p>
+      <w:pPr>
+        <w:spacing w:line="276" w:lineRule="auto"/>
+        <w:rPr>
+          <w:sz w:val="22"/>
+          <w:szCs w:val="22"/>
+        </w:rPr>
+      </w:pPr>
+      <w:hyperlink r:id="rId9" w:history="1">
+        <w:r>
+          <w:rPr>
+            <w:rStyle w:val="Hipervnculo"/>
+            <w:sz w:val="22"/>
+            <w:szCs w:val="22"/>
+          </w:rPr>
+          <w:t>https://www.waveshare.com/wiki/ESP32-S3-LCD-1.47B</w:t>
+        </w:r>
+      </w:hyperlink>
+      <w:r>
+        <w:rPr>
+          <w:sz w:val="22"/>
+          <w:szCs w:val="22"/>
+        </w:rPr>
+        <w:t xml:space="preserve"> </w:t>
+      </w:r>
     </w:p>
     <w:p>
       <w:pPr>
@@ -225,34 +433,27 @@
           <w:szCs w:val="22"/>
         </w:rPr>
       </w:pPr>
-      <w:r>
-        <w:rPr>
-          <w:i/>
-          <w:iCs/>
-          <w:sz w:val="22"/>
-          <w:szCs w:val="22"/>
-        </w:rPr>
-        <w:t>Integración de todos los sensores en una PCB propia con componentes SMD (</w:t>
-      </w:r>
-      <w:proofErr w:type="spellStart"/>
-      <w:r>
-        <w:rPr>
-          <w:i/>
-          <w:iCs/>
-          <w:sz w:val="22"/>
-          <w:szCs w:val="22"/>
-        </w:rPr>
-        <w:t>Guia</w:t>
-      </w:r>
-      <w:proofErr w:type="spellEnd"/>
-      <w:r>
-        <w:rPr>
-          <w:i/>
-          <w:iCs/>
-          <w:sz w:val="22"/>
-          <w:szCs w:val="22"/>
-        </w:rPr>
-        <w:t>)</w:t>
+    </w:p>
+    <w:p>
+      <w:pPr>
+        <w:spacing w:line="276" w:lineRule="auto"/>
+        <w:rPr>
+          <w:b/>
+          <w:bCs/>
+          <w:sz w:val="28"/>
+          <w:szCs w:val="28"/>
+          <w:u w:val="single"/>
+        </w:rPr>
+      </w:pPr>
+      <w:r>
+        <w:rPr>
+          <w:b/>
+          <w:bCs/>
+          <w:sz w:val="28"/>
+          <w:szCs w:val="28"/>
+          <w:u w:val="single"/>
+        </w:rPr>
+        <w:t>IDEAS DE INTEGRACIONES</w:t>
       </w:r>
       <w:r>
         <w:rPr>
@@ -279,7 +480,7 @@
           <w:szCs w:val="22"/>
         </w:rPr>
       </w:pPr>
-      <w:hyperlink r:id="rId8" w:history="1">
+      <w:hyperlink r:id="rId10" w:history="1">
         <w:r>
           <w:rPr>
             <w:rStyle w:val="Hipervnculo"/>
@@ -321,7 +522,7 @@
           <w:szCs w:val="22"/>
         </w:rPr>
       </w:pPr>
-      <w:hyperlink r:id="rId9" w:history="1">
+      <w:hyperlink r:id="rId11" w:history="1">
         <w:r>
           <w:rPr>
             <w:rStyle w:val="Hipervnculo"/>
@@ -356,356 +557,6 @@
           <w:szCs w:val="22"/>
         </w:rPr>
       </w:pPr>
-    </w:p>
-    <w:p>
-      <w:pPr>
-        <w:spacing w:line="276" w:lineRule="auto"/>
-        <w:rPr>
-          <w:sz w:val="22"/>
-          <w:szCs w:val="22"/>
-        </w:rPr>
-      </w:pPr>
-      <w:r>
-        <w:rPr>
-          <w:sz w:val="22"/>
-          <w:szCs w:val="22"/>
-        </w:rPr>
-        <w:t>Links de compra, pantallas par</w:t>
-      </w:r>
-      <w:r>
-        <w:rPr>
-          <w:sz w:val="22"/>
-          <w:szCs w:val="22"/>
-        </w:rPr>
-        <w:t xml:space="preserve">a </w:t>
-      </w:r>
-      <w:r>
-        <w:rPr>
-          <w:sz w:val="22"/>
-          <w:szCs w:val="22"/>
-        </w:rPr>
-        <w:t>esp32</w:t>
-      </w:r>
-    </w:p>
-    <w:p>
-      <w:pPr>
-        <w:spacing w:line="276" w:lineRule="auto"/>
-        <w:rPr>
-          <w:b/>
-          <w:bCs/>
-          <w:sz w:val="22"/>
-          <w:szCs w:val="22"/>
-        </w:rPr>
-      </w:pPr>
-      <w:r>
-        <w:rPr>
-          <w:b/>
-          <w:bCs/>
-          <w:sz w:val="22"/>
-          <w:szCs w:val="22"/>
-        </w:rPr>
-        <w:t>Pantalla Redonda TFT IPS de 1.28" para Arduino</w:t>
-      </w:r>
-    </w:p>
-    <w:p>
-      <w:pPr>
-        <w:spacing w:line="276" w:lineRule="auto"/>
-        <w:rPr>
-          <w:sz w:val="22"/>
-          <w:szCs w:val="22"/>
-        </w:rPr>
-      </w:pPr>
-      <w:hyperlink r:id="rId10" w:anchor="polycard_client=search-desktop&amp;be_origin=searchv2&amp;overlay_label=not_apply&amp;search_layout=grid&amp;position=1&amp;type=product&amp;tracking_id=99ad3810-ab76-4b16-8205-8c063afd1caa&amp;wid=MLA2384718800&amp;sid=search" w:history="1">
-        <w:r>
-          <w:rPr>
-            <w:rStyle w:val="Hipervnculo"/>
-            <w:sz w:val="22"/>
-            <w:szCs w:val="22"/>
-          </w:rPr>
-          <w:t>https://www.mercadolibre.com.ar/pantalla-redonda-tft-ips-de-128-para-arduino/p/MLA57346102?pdp_filters=item_id%3AMLA2384718800#polycard_client=search-desktop&amp;be_origin=searchv2&amp;overlay_label=not_apply&amp;search_layout=grid&amp;position=1&amp;type=product&amp;tracking_id=99ad3810-ab76-4b16-8205-8c063afd1caa&amp;wid=MLA2384718800&amp;sid=search</w:t>
-        </w:r>
-      </w:hyperlink>
-      <w:r>
-        <w:rPr>
-          <w:sz w:val="22"/>
-          <w:szCs w:val="22"/>
-        </w:rPr>
-        <w:t xml:space="preserve"> </w:t>
-      </w:r>
-    </w:p>
-    <w:p>
-      <w:pPr>
-        <w:spacing w:line="276" w:lineRule="auto"/>
-        <w:rPr>
-          <w:b/>
-          <w:bCs/>
-          <w:sz w:val="22"/>
-          <w:szCs w:val="22"/>
-        </w:rPr>
-      </w:pPr>
-      <w:r>
-        <w:rPr>
-          <w:b/>
-          <w:bCs/>
-          <w:sz w:val="22"/>
-          <w:szCs w:val="22"/>
-        </w:rPr>
-        <w:t xml:space="preserve">Esp32 S3 </w:t>
-      </w:r>
-      <w:proofErr w:type="spellStart"/>
-      <w:r>
-        <w:rPr>
-          <w:b/>
-          <w:bCs/>
-          <w:sz w:val="22"/>
-          <w:szCs w:val="22"/>
-        </w:rPr>
-        <w:t>Touch</w:t>
-      </w:r>
-      <w:proofErr w:type="spellEnd"/>
-      <w:r>
-        <w:rPr>
-          <w:b/>
-          <w:bCs/>
-          <w:sz w:val="22"/>
-          <w:szCs w:val="22"/>
-        </w:rPr>
-        <w:t xml:space="preserve"> </w:t>
-      </w:r>
-      <w:proofErr w:type="spellStart"/>
-      <w:r>
-        <w:rPr>
-          <w:b/>
-          <w:bCs/>
-          <w:sz w:val="22"/>
-          <w:szCs w:val="22"/>
-        </w:rPr>
-        <w:t>Lcd</w:t>
-      </w:r>
-      <w:proofErr w:type="spellEnd"/>
-      <w:r>
-        <w:rPr>
-          <w:b/>
-          <w:bCs/>
-          <w:sz w:val="22"/>
-          <w:szCs w:val="22"/>
-        </w:rPr>
-        <w:t xml:space="preserve"> 1.47 </w:t>
-      </w:r>
-      <w:proofErr w:type="spellStart"/>
-      <w:r>
-        <w:rPr>
-          <w:b/>
-          <w:bCs/>
-          <w:sz w:val="22"/>
-          <w:szCs w:val="22"/>
-        </w:rPr>
-        <w:t>Ips</w:t>
-      </w:r>
-      <w:proofErr w:type="spellEnd"/>
-      <w:r>
-        <w:rPr>
-          <w:b/>
-          <w:bCs/>
-          <w:sz w:val="22"/>
-          <w:szCs w:val="22"/>
-        </w:rPr>
-        <w:t xml:space="preserve"> Con Pines Soldados + </w:t>
-      </w:r>
-      <w:proofErr w:type="spellStart"/>
-      <w:r>
-        <w:rPr>
-          <w:b/>
-          <w:bCs/>
-          <w:sz w:val="22"/>
-          <w:szCs w:val="22"/>
-        </w:rPr>
-        <w:t>Ic</w:t>
-      </w:r>
-      <w:proofErr w:type="spellEnd"/>
-      <w:r>
-        <w:rPr>
-          <w:b/>
-          <w:bCs/>
-          <w:sz w:val="22"/>
-          <w:szCs w:val="22"/>
-        </w:rPr>
-        <w:t xml:space="preserve"> De Carga </w:t>
-      </w:r>
-    </w:p>
-    <w:p>
-      <w:pPr>
-        <w:spacing w:line="276" w:lineRule="auto"/>
-        <w:rPr>
-          <w:sz w:val="22"/>
-          <w:szCs w:val="22"/>
-        </w:rPr>
-      </w:pPr>
-      <w:hyperlink r:id="rId11" w:anchor="polycard_client=search-desktop&amp;float_highlight=last_units&amp;be_origin=searchv2&amp;overlay_label=not_apply&amp;search_layout=grid&amp;position=31&amp;type=product&amp;tracking_id=6ebbc220-d2dd-410c-9154-f10057eb49e2&amp;wid=MLA3178650964&amp;sid=search" w:history="1">
-        <w:r>
-          <w:rPr>
-            <w:rStyle w:val="Hipervnculo"/>
-            <w:sz w:val="22"/>
-            <w:szCs w:val="22"/>
-          </w:rPr>
-          <w:t>https://www.mercadolibre.com.ar/esp32-s3-touch-lcd-147-ips-con-pines-soldados-ic-de-carga/p/MLA2076646697?pdp_filters=item_id%3AMLA3178650964#polycard_client=search-desktop&amp;float_highlight=last_units&amp;be_origin=searchv2&amp;overlay_label=not_apply&amp;searc</w:t>
-        </w:r>
-        <w:r>
-          <w:rPr>
-            <w:rStyle w:val="Hipervnculo"/>
-            <w:sz w:val="22"/>
-            <w:szCs w:val="22"/>
-          </w:rPr>
-          <w:lastRenderedPageBreak/>
-          <w:t>h_layout=grid&amp;position=31&amp;type=product&amp;tracking_id=6ebbc220-d2dd-410c-9154-f10057eb49e2&amp;wid=MLA3178650964&amp;sid=search</w:t>
-        </w:r>
-      </w:hyperlink>
-      <w:r>
-        <w:rPr>
-          <w:sz w:val="22"/>
-          <w:szCs w:val="22"/>
-        </w:rPr>
-        <w:t xml:space="preserve"> </w:t>
-      </w:r>
-    </w:p>
-    <w:p>
-      <w:pPr>
-        <w:spacing w:line="276" w:lineRule="auto"/>
-        <w:rPr>
-          <w:b/>
-          <w:bCs/>
-          <w:sz w:val="22"/>
-          <w:szCs w:val="22"/>
-        </w:rPr>
-      </w:pPr>
-      <w:r>
-        <w:rPr>
-          <w:b/>
-          <w:bCs/>
-          <w:sz w:val="22"/>
-          <w:szCs w:val="22"/>
-        </w:rPr>
-        <w:t xml:space="preserve">Módulo Esp32 </w:t>
-      </w:r>
-      <w:proofErr w:type="spellStart"/>
-      <w:r>
-        <w:rPr>
-          <w:b/>
-          <w:bCs/>
-          <w:sz w:val="22"/>
-          <w:szCs w:val="22"/>
-        </w:rPr>
-        <w:t>Wroom</w:t>
-      </w:r>
-      <w:proofErr w:type="spellEnd"/>
-      <w:r>
-        <w:rPr>
-          <w:b/>
-          <w:bCs/>
-          <w:sz w:val="22"/>
-          <w:szCs w:val="22"/>
-        </w:rPr>
-        <w:t xml:space="preserve"> C/ </w:t>
-      </w:r>
-      <w:proofErr w:type="spellStart"/>
-      <w:r>
-        <w:rPr>
-          <w:b/>
-          <w:bCs/>
-          <w:sz w:val="22"/>
-          <w:szCs w:val="22"/>
-        </w:rPr>
-        <w:t>Display</w:t>
-      </w:r>
-      <w:proofErr w:type="spellEnd"/>
-      <w:r>
-        <w:rPr>
-          <w:b/>
-          <w:bCs/>
-          <w:sz w:val="22"/>
-          <w:szCs w:val="22"/>
-        </w:rPr>
-        <w:t xml:space="preserve"> </w:t>
-      </w:r>
-      <w:proofErr w:type="spellStart"/>
-      <w:r>
-        <w:rPr>
-          <w:b/>
-          <w:bCs/>
-          <w:sz w:val="22"/>
-          <w:szCs w:val="22"/>
-        </w:rPr>
-        <w:t>Tft</w:t>
-      </w:r>
-      <w:proofErr w:type="spellEnd"/>
-      <w:r>
-        <w:rPr>
-          <w:b/>
-          <w:bCs/>
-          <w:sz w:val="22"/>
-          <w:szCs w:val="22"/>
-        </w:rPr>
-        <w:t xml:space="preserve"> </w:t>
-      </w:r>
-      <w:proofErr w:type="spellStart"/>
-      <w:r>
-        <w:rPr>
-          <w:b/>
-          <w:bCs/>
-          <w:sz w:val="22"/>
-          <w:szCs w:val="22"/>
-        </w:rPr>
-        <w:t>Lcd</w:t>
-      </w:r>
-      <w:proofErr w:type="spellEnd"/>
-      <w:r>
-        <w:rPr>
-          <w:b/>
-          <w:bCs/>
-          <w:sz w:val="22"/>
-          <w:szCs w:val="22"/>
-        </w:rPr>
-        <w:t xml:space="preserve"> </w:t>
-      </w:r>
-      <w:proofErr w:type="spellStart"/>
-      <w:r>
-        <w:rPr>
-          <w:b/>
-          <w:bCs/>
-          <w:sz w:val="22"/>
-          <w:szCs w:val="22"/>
-        </w:rPr>
-        <w:t>Ips</w:t>
-      </w:r>
-      <w:proofErr w:type="spellEnd"/>
-      <w:r>
-        <w:rPr>
-          <w:b/>
-          <w:bCs/>
-          <w:sz w:val="22"/>
-          <w:szCs w:val="22"/>
-        </w:rPr>
-        <w:t xml:space="preserve"> 1,9 Wifi Bluetooth</w:t>
-      </w:r>
-    </w:p>
-    <w:p>
-      <w:pPr>
-        <w:spacing w:line="276" w:lineRule="auto"/>
-        <w:rPr>
-          <w:sz w:val="22"/>
-          <w:szCs w:val="22"/>
-        </w:rPr>
-      </w:pPr>
-      <w:hyperlink r:id="rId12" w:anchor="polycard_client=search-desktop&amp;be_origin=searchv2&amp;overlay_label=not_apply&amp;search_layout=grid&amp;position=30&amp;type=product&amp;tracking_id=6ebbc220-d2dd-410c-9154-f10057eb49e2&amp;wid=MLA3458539792&amp;sid=search" w:history="1">
-        <w:r>
-          <w:rPr>
-            <w:rStyle w:val="Hipervnculo"/>
-            <w:sz w:val="22"/>
-            <w:szCs w:val="22"/>
-          </w:rPr>
-          <w:t>https://www.mercadolibre.com.ar/modulo-esp32-wroom-c-display-tft-lcd-ips-19-wifi-bluetooth/up/MLAU4083486439?pdp_filters=item_id%3AMLA3458539792#polycard_client=search-desktop&amp;be_origin=searchv2&amp;overlay_label=not_apply&amp;search_layout=grid&amp;position=30&amp;type=product&amp;tracking_id=6ebbc220-d2dd-410c-9154-f10057eb49e2&amp;wid=MLA3458539792&amp;sid=search</w:t>
-        </w:r>
-      </w:hyperlink>
       <w:r>
         <w:rPr>
           <w:sz w:val="22"/>
@@ -1327,6 +1178,7 @@
   <w:style w:type="character" w:default="1" w:styleId="Fuentedeprrafopredeter">
     <w:name w:val="Default Paragraph Font"/>
     <w:uiPriority w:val="1"/>
+    <w:semiHidden/>
     <w:unhideWhenUsed/>
   </w:style>
   <w:style w:type="table" w:default="1" w:styleId="Tablanormal">

--- a/docs/Bibliografia.docx
+++ b/docs/Bibliografia.docx
@@ -10,7 +10,6 @@
           <w:bCs/>
           <w:sz w:val="28"/>
           <w:szCs w:val="28"/>
-          <w:u w:val="single"/>
         </w:rPr>
       </w:pPr>
       <w:r>
@@ -19,7 +18,63 @@
           <w:bCs/>
           <w:sz w:val="28"/>
           <w:szCs w:val="28"/>
-          <w:u w:val="single"/>
+        </w:rPr>
+        <w:t>PRESENTACION DEL PROYECTO</w:t>
+      </w:r>
+    </w:p>
+    <w:p>
+      <w:pPr>
+        <w:spacing w:line="276" w:lineRule="auto"/>
+        <w:rPr>
+          <w:sz w:val="22"/>
+          <w:szCs w:val="22"/>
+        </w:rPr>
+      </w:pPr>
+      <w:hyperlink r:id="rId4" w:history="1">
+        <w:r>
+          <w:rPr>
+            <w:rStyle w:val="Hipervnculo"/>
+            <w:sz w:val="22"/>
+            <w:szCs w:val="22"/>
+          </w:rPr>
+          <w:t>https://canva.link/v4p4vss46e0eybz</w:t>
+        </w:r>
+      </w:hyperlink>
+      <w:r>
+        <w:rPr>
+          <w:sz w:val="22"/>
+          <w:szCs w:val="22"/>
+        </w:rPr>
+        <w:t xml:space="preserve"> </w:t>
+      </w:r>
+    </w:p>
+    <w:p>
+      <w:pPr>
+        <w:spacing w:line="276" w:lineRule="auto"/>
+        <w:rPr>
+          <w:b/>
+          <w:bCs/>
+          <w:sz w:val="28"/>
+          <w:szCs w:val="28"/>
+        </w:rPr>
+      </w:pPr>
+    </w:p>
+    <w:p>
+      <w:pPr>
+        <w:spacing w:line="276" w:lineRule="auto"/>
+        <w:rPr>
+          <w:b/>
+          <w:bCs/>
+          <w:sz w:val="28"/>
+          <w:szCs w:val="28"/>
+        </w:rPr>
+      </w:pPr>
+      <w:r>
+        <w:rPr>
+          <w:b/>
+          <w:bCs/>
+          <w:sz w:val="28"/>
+          <w:szCs w:val="28"/>
         </w:rPr>
         <w:t>PROYECTOS DE REFERENCIA</w:t>
       </w:r>
@@ -52,7 +107,7 @@
           <w:szCs w:val="22"/>
         </w:rPr>
       </w:pPr>
-      <w:hyperlink r:id="rId4" w:history="1">
+      <w:hyperlink r:id="rId5" w:history="1">
         <w:r>
           <w:rPr>
             <w:rStyle w:val="Hipervnculo"/>
@@ -87,6 +142,196 @@
           <w:sz w:val="22"/>
           <w:szCs w:val="22"/>
         </w:rPr>
+        <w:t xml:space="preserve">Marco de trabajo </w:t>
+      </w:r>
+      <w:proofErr w:type="spellStart"/>
+      <w:r>
+        <w:rPr>
+          <w:b/>
+          <w:bCs/>
+          <w:sz w:val="22"/>
+          <w:szCs w:val="22"/>
+        </w:rPr>
+        <w:t>IoT</w:t>
+      </w:r>
+      <w:proofErr w:type="spellEnd"/>
+      <w:r>
+        <w:rPr>
+          <w:b/>
+          <w:bCs/>
+          <w:sz w:val="22"/>
+          <w:szCs w:val="22"/>
+        </w:rPr>
+        <w:t xml:space="preserve"> basado en ESP32 para la detección de caídas y la notificación a los cuidadores</w:t>
+      </w:r>
+    </w:p>
+    <w:p>
+      <w:pPr>
+        <w:spacing w:line="276" w:lineRule="auto"/>
+        <w:rPr>
+          <w:sz w:val="22"/>
+          <w:szCs w:val="22"/>
+        </w:rPr>
+      </w:pPr>
+      <w:hyperlink r:id="rId6" w:history="1">
+        <w:r>
+          <w:rPr>
+            <w:rStyle w:val="Hipervnculo"/>
+            <w:sz w:val="22"/>
+            <w:szCs w:val="22"/>
+          </w:rPr>
+          <w:t>https://rsisinternational.org/journals/ijriss/articles/esp32-based-iot-framework-for-fall-detection-and-caregiver-notification/</w:t>
+        </w:r>
+      </w:hyperlink>
+      <w:r>
+        <w:rPr>
+          <w:sz w:val="22"/>
+          <w:szCs w:val="22"/>
+        </w:rPr>
+        <w:t xml:space="preserve"> </w:t>
+      </w:r>
+    </w:p>
+    <w:p>
+      <w:pPr>
+        <w:spacing w:line="276" w:lineRule="auto"/>
+        <w:rPr>
+          <w:b/>
+          <w:bCs/>
+          <w:sz w:val="22"/>
+          <w:szCs w:val="22"/>
+        </w:rPr>
+      </w:pPr>
+      <w:r>
+        <w:rPr>
+          <w:b/>
+          <w:bCs/>
+          <w:sz w:val="22"/>
+          <w:szCs w:val="22"/>
+        </w:rPr>
+        <w:t>Sistema automatizado portátil de detección de caídas para personas mayores</w:t>
+      </w:r>
+    </w:p>
+    <w:p>
+      <w:pPr>
+        <w:spacing w:line="276" w:lineRule="auto"/>
+        <w:rPr>
+          <w:sz w:val="22"/>
+          <w:szCs w:val="22"/>
+        </w:rPr>
+      </w:pPr>
+      <w:hyperlink r:id="rId7" w:history="1">
+        <w:r>
+          <w:rPr>
+            <w:rStyle w:val="Hipervnculo"/>
+            <w:sz w:val="22"/>
+            <w:szCs w:val="22"/>
+          </w:rPr>
+          <w:t>https://smartcities.ieee.org/newsletter/august-2023/an-automated-wearable-fall-detection-system-for-elderly-people</w:t>
+        </w:r>
+      </w:hyperlink>
+      <w:r>
+        <w:rPr>
+          <w:sz w:val="22"/>
+          <w:szCs w:val="22"/>
+        </w:rPr>
+        <w:t xml:space="preserve"> </w:t>
+      </w:r>
+    </w:p>
+    <w:p>
+      <w:pPr>
+        <w:spacing w:line="276" w:lineRule="auto"/>
+        <w:rPr>
+          <w:b/>
+          <w:bCs/>
+          <w:sz w:val="28"/>
+          <w:szCs w:val="28"/>
+          <w:u w:val="single"/>
+        </w:rPr>
+      </w:pPr>
+    </w:p>
+    <w:p>
+      <w:pPr>
+        <w:spacing w:line="276" w:lineRule="auto"/>
+        <w:rPr>
+          <w:b/>
+          <w:bCs/>
+          <w:sz w:val="28"/>
+          <w:szCs w:val="28"/>
+        </w:rPr>
+      </w:pPr>
+      <w:r>
+        <w:rPr>
+          <w:b/>
+          <w:bCs/>
+          <w:sz w:val="28"/>
+          <w:szCs w:val="28"/>
+        </w:rPr>
+        <w:t>DOCUMENTACION DE HARDWARE</w:t>
+      </w:r>
+    </w:p>
+    <w:p>
+      <w:pPr>
+        <w:spacing w:line="276" w:lineRule="auto"/>
+        <w:rPr>
+          <w:b/>
+          <w:bCs/>
+          <w:sz w:val="22"/>
+          <w:szCs w:val="22"/>
+        </w:rPr>
+      </w:pPr>
+      <w:r>
+        <w:rPr>
+          <w:b/>
+          <w:bCs/>
+          <w:sz w:val="22"/>
+          <w:szCs w:val="22"/>
+        </w:rPr>
+        <w:t>Tutorial MPU6050, Acelerómetro y Giroscopio</w:t>
+      </w:r>
+    </w:p>
+    <w:p>
+      <w:pPr>
+        <w:spacing w:line="276" w:lineRule="auto"/>
+        <w:rPr>
+          <w:sz w:val="22"/>
+          <w:szCs w:val="22"/>
+        </w:rPr>
+      </w:pPr>
+      <w:hyperlink r:id="rId8" w:history="1">
+        <w:r>
+          <w:rPr>
+            <w:rStyle w:val="Hipervnculo"/>
+            <w:sz w:val="22"/>
+            <w:szCs w:val="22"/>
+          </w:rPr>
+          <w:t>https://naylampmechatronics.com/blog/45_tutorial-mpu6050-acelerometro-y-giroscopio.html</w:t>
+        </w:r>
+      </w:hyperlink>
+      <w:r>
+        <w:rPr>
+          <w:sz w:val="22"/>
+          <w:szCs w:val="22"/>
+        </w:rPr>
+        <w:t xml:space="preserve"> </w:t>
+      </w:r>
+    </w:p>
+    <w:p>
+      <w:pPr>
+        <w:spacing w:line="276" w:lineRule="auto"/>
+        <w:rPr>
+          <w:b/>
+          <w:bCs/>
+          <w:sz w:val="22"/>
+          <w:szCs w:val="22"/>
+        </w:rPr>
+      </w:pPr>
+      <w:r>
+        <w:rPr>
+          <w:b/>
+          <w:bCs/>
+          <w:sz w:val="22"/>
+          <w:szCs w:val="22"/>
+        </w:rPr>
         <w:t> ¿Cómo funciona el sensor de acelerómetro y giroscopio MPU6050 y cómo se conecta con Arduino?</w:t>
       </w:r>
     </w:p>
@@ -98,7 +343,7 @@
           <w:szCs w:val="22"/>
         </w:rPr>
       </w:pPr>
-      <w:hyperlink r:id="rId5" w:history="1">
+      <w:hyperlink r:id="rId9" w:history="1">
         <w:r>
           <w:rPr>
             <w:rStyle w:val="Hipervnculo"/>
@@ -108,156 +353,6 @@
           <w:t>https://circuitdigest.com/microcontroller-projects/interfacing-mpu6050-module-with-arduino</w:t>
         </w:r>
       </w:hyperlink>
-      <w:r>
-        <w:rPr>
-          <w:sz w:val="22"/>
-          <w:szCs w:val="22"/>
-        </w:rPr>
-        <w:t xml:space="preserve"> </w:t>
-      </w:r>
-    </w:p>
-    <w:p>
-      <w:pPr>
-        <w:spacing w:line="276" w:lineRule="auto"/>
-        <w:rPr>
-          <w:b/>
-          <w:bCs/>
-          <w:sz w:val="22"/>
-          <w:szCs w:val="22"/>
-        </w:rPr>
-      </w:pPr>
-      <w:r>
-        <w:rPr>
-          <w:b/>
-          <w:bCs/>
-          <w:sz w:val="22"/>
-          <w:szCs w:val="22"/>
-        </w:rPr>
-        <w:t xml:space="preserve">Detección de caídas con </w:t>
-      </w:r>
-      <w:proofErr w:type="spellStart"/>
-      <w:r>
-        <w:rPr>
-          <w:b/>
-          <w:bCs/>
-          <w:sz w:val="22"/>
-          <w:szCs w:val="22"/>
-        </w:rPr>
-        <w:t>Blynk</w:t>
-      </w:r>
-      <w:proofErr w:type="spellEnd"/>
-      <w:r>
-        <w:rPr>
-          <w:b/>
-          <w:bCs/>
-          <w:sz w:val="22"/>
-          <w:szCs w:val="22"/>
-        </w:rPr>
-        <w:t xml:space="preserve"> y ESP32</w:t>
-      </w:r>
-    </w:p>
-    <w:p>
-      <w:pPr>
-        <w:spacing w:line="276" w:lineRule="auto"/>
-        <w:rPr>
-          <w:sz w:val="22"/>
-          <w:szCs w:val="22"/>
-        </w:rPr>
-      </w:pPr>
-      <w:hyperlink r:id="rId6" w:history="1">
-        <w:r>
-          <w:rPr>
-            <w:rStyle w:val="Hipervnculo"/>
-            <w:sz w:val="22"/>
-            <w:szCs w:val="22"/>
-          </w:rPr>
-          <w:t>https://github.com/geoseiden/fall-detection-blynk</w:t>
-        </w:r>
-      </w:hyperlink>
-      <w:r>
-        <w:rPr>
-          <w:sz w:val="22"/>
-          <w:szCs w:val="22"/>
-        </w:rPr>
-        <w:t xml:space="preserve"> </w:t>
-      </w:r>
-    </w:p>
-    <w:p>
-      <w:pPr>
-        <w:spacing w:line="276" w:lineRule="auto"/>
-        <w:rPr>
-          <w:sz w:val="22"/>
-          <w:szCs w:val="22"/>
-        </w:rPr>
-      </w:pPr>
-    </w:p>
-    <w:p>
-      <w:pPr>
-        <w:spacing w:line="276" w:lineRule="auto"/>
-        <w:rPr>
-          <w:b/>
-          <w:bCs/>
-          <w:sz w:val="28"/>
-          <w:szCs w:val="28"/>
-          <w:u w:val="single"/>
-        </w:rPr>
-      </w:pPr>
-      <w:r>
-        <w:rPr>
-          <w:b/>
-          <w:bCs/>
-          <w:sz w:val="28"/>
-          <w:szCs w:val="28"/>
-          <w:u w:val="single"/>
-        </w:rPr>
-        <w:t>DOCUMENTACION DE HARDWARE</w:t>
-      </w:r>
-    </w:p>
-    <w:p>
-      <w:pPr>
-        <w:spacing w:line="276" w:lineRule="auto"/>
-        <w:rPr>
-          <w:b/>
-          <w:bCs/>
-          <w:sz w:val="22"/>
-          <w:szCs w:val="22"/>
-        </w:rPr>
-      </w:pPr>
-      <w:r>
-        <w:rPr>
-          <w:b/>
-          <w:bCs/>
-          <w:sz w:val="22"/>
-          <w:szCs w:val="22"/>
-        </w:rPr>
-        <w:t>Tutorial MPU6050, Acelerómetro y Giroscopio</w:t>
-      </w:r>
-    </w:p>
-    <w:p>
-      <w:pPr>
-        <w:spacing w:line="276" w:lineRule="auto"/>
-        <w:rPr>
-          <w:sz w:val="22"/>
-          <w:szCs w:val="22"/>
-        </w:rPr>
-      </w:pPr>
-      <w:hyperlink r:id="rId7" w:history="1">
-        <w:r>
-          <w:rPr>
-            <w:rStyle w:val="Hipervnculo"/>
-            <w:sz w:val="22"/>
-            <w:szCs w:val="22"/>
-          </w:rPr>
-          <w:t>https://naylampmechatronics.com/blog/45_tutorial-mpu6050-acelerometro-y-giroscopio.html</w:t>
-        </w:r>
-      </w:hyperlink>
-      <w:r>
-        <w:rPr>
-          <w:sz w:val="22"/>
-          <w:szCs w:val="22"/>
-        </w:rPr>
-        <w:t xml:space="preserve"> </w:t>
-      </w:r>
     </w:p>
     <w:p>
       <w:pPr>
@@ -314,7 +409,7 @@
           <w:szCs w:val="22"/>
         </w:rPr>
       </w:pPr>
-      <w:hyperlink r:id="rId8" w:history="1">
+      <w:hyperlink r:id="rId10" w:history="1">
         <w:r>
           <w:rPr>
             <w:rStyle w:val="Hipervnculo"/>
@@ -349,25 +444,7 @@
           <w:sz w:val="22"/>
           <w:szCs w:val="22"/>
         </w:rPr>
-        <w:t>Documentación Oficial ESP32-S3</w:t>
-      </w:r>
-      <w:r>
-        <w:rPr>
-          <w:b/>
-          <w:bCs/>
-          <w:sz w:val="22"/>
-          <w:szCs w:val="22"/>
-        </w:rPr>
-        <w:t xml:space="preserve"> </w:t>
-      </w:r>
-      <w:r>
-        <w:rPr>
-          <w:b/>
-          <w:bCs/>
-          <w:sz w:val="22"/>
-          <w:szCs w:val="22"/>
-        </w:rPr>
-        <w:t>-LCD-1</w:t>
+        <w:t>Documentación Oficial ESP32-S3 -LCD-1</w:t>
       </w:r>
       <w:r>
         <w:rPr>
@@ -405,7 +482,7 @@
           <w:szCs w:val="22"/>
         </w:rPr>
       </w:pPr>
-      <w:hyperlink r:id="rId9" w:history="1">
+      <w:hyperlink r:id="rId11" w:history="1">
         <w:r>
           <w:rPr>
             <w:rStyle w:val="Hipervnculo"/>
@@ -427,17 +504,6 @@
       <w:pPr>
         <w:spacing w:line="276" w:lineRule="auto"/>
         <w:rPr>
-          <w:i/>
-          <w:iCs/>
-          <w:sz w:val="22"/>
-          <w:szCs w:val="22"/>
-        </w:rPr>
-      </w:pPr>
-    </w:p>
-    <w:p>
-      <w:pPr>
-        <w:spacing w:line="276" w:lineRule="auto"/>
-        <w:rPr>
           <w:b/>
           <w:bCs/>
           <w:sz w:val="28"/>
@@ -451,7 +517,6 @@
           <w:bCs/>
           <w:sz w:val="28"/>
           <w:szCs w:val="28"/>
-          <w:u w:val="single"/>
         </w:rPr>
         <w:t>IDEAS DE INTEGRACIONES</w:t>
       </w:r>
@@ -480,7 +545,7 @@
           <w:szCs w:val="22"/>
         </w:rPr>
       </w:pPr>
-      <w:hyperlink r:id="rId10" w:history="1">
+      <w:hyperlink r:id="rId12" w:history="1">
         <w:r>
           <w:rPr>
             <w:rStyle w:val="Hipervnculo"/>
@@ -522,7 +587,7 @@
           <w:szCs w:val="22"/>
         </w:rPr>
       </w:pPr>
-      <w:hyperlink r:id="rId11" w:history="1">
+      <w:hyperlink r:id="rId13" w:history="1">
         <w:r>
           <w:rPr>
             <w:rStyle w:val="Hipervnculo"/>
